--- a/Joy_Johnson_resume.docx
+++ b/Joy_Johnson_resume.docx
@@ -108,7 +108,8 @@
           <w:rFonts w:ascii="Times New Roman" w:hAnsi="Times New Roman" w:cs="Times New Roman"/>
           <w:b/>
           <w:smallCaps/>
-          <w:sz w:val="28"/>
+          <w:sz w:val="10"/>
+          <w:szCs w:val="10"/>
         </w:rPr>
       </w:pPr>
     </w:p>
@@ -268,7 +269,23 @@
           <w:sz w:val="22"/>
           <w:szCs w:val="22"/>
         </w:rPr>
-        <w:t xml:space="preserve">Master of Arts in Counseling (CACREP accredited), </w:t>
+        <w:t>Master of Arts in Counseling (</w:t>
+      </w:r>
+      <w:r>
+        <w:rPr>
+          <w:bCs/>
+          <w:sz w:val="22"/>
+          <w:szCs w:val="22"/>
+        </w:rPr>
+        <w:t>CACREP-accredited</w:t>
+      </w:r>
+      <w:r>
+        <w:rPr>
+          <w:bCs/>
+          <w:sz w:val="22"/>
+          <w:szCs w:val="22"/>
+        </w:rPr>
+        <w:t xml:space="preserve">), </w:t>
       </w:r>
       <w:r>
         <w:rPr>
@@ -390,6 +407,12 @@
           <w:szCs w:val="22"/>
         </w:rPr>
         <w:t xml:space="preserve">                                                                                 </w:t>
+      </w:r>
+      <w:r>
+        <w:rPr>
+          <w:sz w:val="22"/>
+          <w:szCs w:val="22"/>
+        </w:rPr>
         <w:tab/>
         <w:t xml:space="preserve">       </w:t>
       </w:r>
@@ -697,23 +720,6 @@
           <w:sz w:val="22"/>
           <w:szCs w:val="22"/>
         </w:rPr>
-        <w:t xml:space="preserve">Conducted biopsychosocial intakes and comprehensive clinical interviews to inform case conceptualization and treatment planning.  </w:t>
-      </w:r>
-    </w:p>
-    <w:p>
-      <w:pPr>
-        <w:pStyle w:val="Achievement"/>
-        <w:spacing w:after="120" w:line="240" w:lineRule="auto"/>
-        <w:rPr>
-          <w:sz w:val="22"/>
-          <w:szCs w:val="22"/>
-        </w:rPr>
-      </w:pPr>
-      <w:r>
-        <w:rPr>
-          <w:sz w:val="22"/>
-          <w:szCs w:val="22"/>
-        </w:rPr>
         <w:t>Developed and implemented evidence-based treatment planning using approaches such as cognitive-behavioral therapy, narrative therapy, acceptance and commitment therapy, and motivational interviewing.</w:t>
       </w:r>
     </w:p>
@@ -843,9 +849,7 @@
           <w:sz w:val="22"/>
           <w:szCs w:val="22"/>
         </w:rPr>
-        <w:t xml:space="preserve">Co-led diversity, equity, and inclusion efforts for the Charlotte medical education community in partnership with the Medical Director of Diversity, Equity, and Inclusion for Medical Education, </w:t>
-        <w:lastRenderedPageBreak/>
-        <w:t>Charlotte.  Key initiatives included conducting a Belonging Survey for Charlotte faculty members, developing a Community &amp; Connection events series for faculty who identify as a member of a racial and/or ethnic minority group, and ensuring faculty have access to patient experience data segmented by patient demographics.</w:t>
+        <w:t>Co-led diversity, equity, and inclusion efforts for the Charlotte medical education community.  Key initiatives included conducting a Belonging Survey for Charlotte faculty members, developing a Community &amp; Connection events series for faculty who identify as a member of a racial and/or ethnic minority group, and ensuring faculty have access to patient experience data segmented by patient demographics.</w:t>
       </w:r>
     </w:p>
     <w:p>
@@ -862,6 +866,7 @@
           <w:sz w:val="22"/>
           <w:szCs w:val="22"/>
         </w:rPr>
+        <w:lastRenderedPageBreak/>
         <w:t>Guided and oversaw the Center for Physician Leadership &amp; Development and operations for the Charlotte region’s Family Medicine, Internal Medicine, OBGYN, and Physical Medicine and Rehabilitation departments ($15.5M in budgeted operational expenses across all areas of responsibility).</w:t>
       </w:r>
     </w:p>
@@ -1247,6 +1252,13 @@
           <w:szCs w:val="22"/>
         </w:rPr>
         <w:t xml:space="preserve"> </w:t>
+      </w:r>
+      <w:r>
+        <w:rPr>
+          <w:rFonts w:ascii="Times New Roman" w:hAnsi="Times New Roman"/>
+          <w:sz w:val="22"/>
+          <w:szCs w:val="22"/>
+        </w:rPr>
         <w:tab/>
         <w:t xml:space="preserve">                                                                                           </w:t>
       </w:r>
@@ -1358,7 +1370,74 @@
           <w:sz w:val="22"/>
           <w:szCs w:val="22"/>
         </w:rPr>
-        <w:t xml:space="preserve">Supported the development of expert testimony and projections for a range of economic and financial matters, including health care fraud litigation, patent infringement disputes, and asbestos claims forecasting. </w:t>
+        <w:t xml:space="preserve">Supported development of expert testimony and projections </w:t>
+      </w:r>
+      <w:r>
+        <w:rPr>
+          <w:sz w:val="22"/>
+          <w:szCs w:val="22"/>
+        </w:rPr>
+        <w:t>across</w:t>
+      </w:r>
+      <w:r>
+        <w:rPr>
+          <w:sz w:val="22"/>
+          <w:szCs w:val="22"/>
+        </w:rPr>
+        <w:t xml:space="preserve"> economic matters, including health care fraud litigation, patent infringement disputes, and asbestos claims forecasting. </w:t>
+      </w:r>
+    </w:p>
+    <w:p>
+      <w:pPr>
+        <w:pStyle w:val="Achievement"/>
+        <w:spacing w:after="120"/>
+        <w:ind w:right="634"/>
+        <w:rPr>
+          <w:sz w:val="22"/>
+          <w:szCs w:val="22"/>
+        </w:rPr>
+      </w:pPr>
+      <w:r>
+        <w:rPr>
+          <w:sz w:val="22"/>
+          <w:szCs w:val="22"/>
+        </w:rPr>
+        <w:t xml:space="preserve">Analyzed large datasets and </w:t>
+      </w:r>
+      <w:r>
+        <w:rPr>
+          <w:sz w:val="22"/>
+          <w:szCs w:val="22"/>
+        </w:rPr>
+        <w:t>synthesized</w:t>
+      </w:r>
+      <w:r>
+        <w:rPr>
+          <w:sz w:val="22"/>
+          <w:szCs w:val="22"/>
+        </w:rPr>
+        <w:t xml:space="preserve"> findings into </w:t>
+      </w:r>
+      <w:r>
+        <w:rPr>
+          <w:sz w:val="22"/>
+          <w:szCs w:val="22"/>
+        </w:rPr>
+        <w:t>client-ready</w:t>
+      </w:r>
+      <w:r>
+        <w:rPr>
+          <w:sz w:val="22"/>
+          <w:szCs w:val="22"/>
+        </w:rPr>
+        <w:t xml:space="preserve"> reports and expert </w:t>
+      </w:r>
+      <w:r>
+        <w:rPr>
+          <w:sz w:val="22"/>
+          <w:szCs w:val="22"/>
+        </w:rPr>
+        <w:t>presentations for complex litigation matters.</w:t>
       </w:r>
     </w:p>
     <w:p>
@@ -2539,6 +2618,15 @@
 </file>
 
 <file path=customXml/item1.xml><?xml version="1.0" encoding="utf-8"?>
+<?mso-contentType ?>
+<FormTemplates xmlns="http://schemas.microsoft.com/sharepoint/v3/contenttype/forms">
+  <Display>DocumentLibraryForm</Display>
+  <Edit>DocumentLibraryForm</Edit>
+  <New>DocumentLibraryForm</New>
+</FormTemplates>
+</file>
+
+<file path=customXml/item2.xml><?xml version="1.0" encoding="utf-8"?>
 <ct:contentTypeSchema xmlns:ct="http://schemas.microsoft.com/office/2006/metadata/contentType" xmlns:ma="http://schemas.microsoft.com/office/2006/metadata/properties/metaAttributes" ct:_="" ma:_="" ma:contentTypeName="Document" ma:contentTypeID="0x010100D24D210E89B901438BD62522E12F9489" ma:contentTypeVersion="7" ma:contentTypeDescription="Create a new document." ma:contentTypeScope="" ma:versionID="8178478cf69835a6cc26cfe6e30db0d9">
   <xsd:schema xmlns:xsd="http://www.w3.org/2001/XMLSchema" xmlns:xs="http://www.w3.org/2001/XMLSchema" xmlns:p="http://schemas.microsoft.com/office/2006/metadata/properties" xmlns:ns3="d5b3e323-8c20-4d2e-9fb9-50a5c08a2e2c" xmlns:ns4="6189827f-7ef6-45be-a559-1568ec70719d" targetNamespace="http://schemas.microsoft.com/office/2006/metadata/properties" ma:root="true" ma:fieldsID="de3ee563f951028ef4e5bc49d588493c" ns3:_="" ns4:_="">
     <xsd:import namespace="d5b3e323-8c20-4d2e-9fb9-50a5c08a2e2c"/>
@@ -2723,16 +2811,15 @@
 </ct:contentTypeSchema>
 </file>
 
-<file path=customXml/item2.xml><?xml version="1.0" encoding="utf-8"?>
-<?mso-contentType ?>
-<FormTemplates xmlns="http://schemas.microsoft.com/sharepoint/v3/contenttype/forms">
-  <Display>DocumentLibraryForm</Display>
-  <Edit>DocumentLibraryForm</Edit>
-  <New>DocumentLibraryForm</New>
-</FormTemplates>
+<file path=customXml/itemProps1.xml><?xml version="1.0" encoding="utf-8"?>
+<ds:datastoreItem xmlns:ds="http://schemas.openxmlformats.org/officeDocument/2006/customXml" ds:itemID="{96725B37-19DB-405F-9E64-1479E64865B0}">
+  <ds:schemaRefs>
+    <ds:schemaRef ds:uri="http://schemas.microsoft.com/sharepoint/v3/contenttype/forms"/>
+  </ds:schemaRefs>
+</ds:datastoreItem>
 </file>
 
-<file path=customXml/itemProps1.xml><?xml version="1.0" encoding="utf-8"?>
+<file path=customXml/itemProps2.xml><?xml version="1.0" encoding="utf-8"?>
 <ds:datastoreItem xmlns:ds="http://schemas.openxmlformats.org/officeDocument/2006/customXml" ds:itemID="{FB18560D-8444-4A54-8AB0-A72DEA0664BF}">
   <ds:schemaRefs>
     <ds:schemaRef ds:uri="http://schemas.microsoft.com/office/2006/metadata/contentType"/>
@@ -2749,12 +2836,4 @@
     <ds:schemaRef ds:uri="http://schemas.microsoft.com/internal/obd"/>
   </ds:schemaRefs>
 </ds:datastoreItem>
-</file>
-
-<file path=customXml/itemProps2.xml><?xml version="1.0" encoding="utf-8"?>
-<ds:datastoreItem xmlns:ds="http://schemas.openxmlformats.org/officeDocument/2006/customXml" ds:itemID="{96725B37-19DB-405F-9E64-1479E64865B0}">
-  <ds:schemaRefs>
-    <ds:schemaRef ds:uri="http://schemas.microsoft.com/sharepoint/v3/contenttype/forms"/>
-  </ds:schemaRefs>
-</ds:datastoreItem>
 </file>